--- a/output/final-cvs/CV_Backend_TruongVanTinh.docx
+++ b/output/final-cvs/CV_Backend_TruongVanTinh.docx
@@ -67,7 +67,7 @@
         </w:rPr>
         <w:t xml:space="preserve">+84 931 467 024 | </w:t>
       </w:r>
-      <w:hyperlink w:history="1" r:id="rIdcyifg0fhnhmfkhin62tbd">
+      <w:hyperlink w:history="1" r:id="rId8gzcghfs-lm4-unhdoa-7">
         <w:r>
           <w:rPr>
             <w:rStyle w:val="Hyperlink"/>
@@ -91,7 +91,7 @@
       <w:pPr>
         <w:spacing w:after="0" w:before="0" w:line="252"/>
       </w:pPr>
-      <w:hyperlink w:history="1" r:id="rIdzm9-oh92ax3co5vwieyyj">
+      <w:hyperlink w:history="1" r:id="rIdx5smnumiwnuzxm46zjmol">
         <w:r>
           <w:rPr>
             <w:rStyle w:val="Hyperlink"/>
@@ -110,7 +110,7 @@
         </w:rPr>
         <w:t xml:space="preserve"> | </w:t>
       </w:r>
-      <w:hyperlink w:history="1" r:id="rIdiybxu9osxlrjkhuwzug7v">
+      <w:hyperlink w:history="1" r:id="rIdpgcxk0ds0jzazdeh31j3o">
         <w:r>
           <w:rPr>
             <w:rStyle w:val="Hyperlink"/>
@@ -150,7 +150,7 @@
           <w:sz w:val="20"/>
           <w:szCs w:val="20"/>
         </w:rPr>
-        <w:t xml:space="preserve">Backend developer with 3+ years of software development, building .NET services since November 2023 at Con Cung, Vietnam's mother-and-baby retail chain: voucher and subscription APIs on SQL Server, Dapper and stored procedures, Keycloak OAuth 2.0 / OIDC security and ERP integration. Portfolio: an idempotent .NET 8 integration API with RabbitMQ, Polly and 42 xUnit tests.</w:t>
+        <w:t xml:space="preserve">Backend developer with 3+ years of software development (since Sep 2023), building .NET services at Con Cung since Nov 2023: voucher and subscription APIs on SQL Server, Dapper and stored procedures, Keycloak OAuth 2.0 / OIDC security, ERP integration. Portfolio: an idempotent .NET 8 API with RabbitMQ, Polly and 42 xUnit tests.</w:t>
       </w:r>
     </w:p>
     <w:p>
@@ -199,14 +199,6 @@
       <w:r>
         <w:rPr>
           <w:rFonts w:ascii="Calibri" w:cs="Calibri" w:eastAsia="Calibri" w:hAnsi="Calibri"/>
-          <w:sz w:val="20"/>
-          <w:szCs w:val="20"/>
-        </w:rPr>
-        <w:t xml:space="preserve">, Vietnam's mother-and-baby retail chain</w:t>
-      </w:r>
-      <w:r>
-        <w:rPr>
-          <w:rFonts w:ascii="Calibri" w:cs="Calibri" w:eastAsia="Calibri" w:hAnsi="Calibri"/>
         </w:rPr>
         <w:t xml:space="preserve">	</w:t>
       </w:r>
@@ -231,7 +223,7 @@
           <w:sz w:val="19"/>
           <w:szCs w:val="19"/>
         </w:rPr>
-        <w:t xml:space="preserve">Tech: .NET, AngularJS, SQL Server, Dapper, Keycloak, Docker, IIS, n8n</w:t>
+        <w:t xml:space="preserve">Vietnam's mother-and-baby retail chain. Tech: .NET, AngularJS, SQL Server, Dapper, Keycloak, Docker, IIS, n8n</w:t>
       </w:r>
     </w:p>
     <w:p>
@@ -249,7 +241,7 @@
           <w:sz w:val="20"/>
           <w:szCs w:val="20"/>
         </w:rPr>
-        <w:t xml:space="preserve">Delivered .NET voucher APIs (search, create, update) with permission checks, promotion validation and batch Excel preview.</w:t>
+        <w:t xml:space="preserve">Delivered .NET voucher APIs (search, create, update) with permission checks, promotion validation, pre-batch Excel preview.</w:t>
       </w:r>
     </w:p>
     <w:p>
@@ -267,7 +259,7 @@
           <w:sz w:val="20"/>
           <w:szCs w:val="20"/>
         </w:rPr>
-        <w:t xml:space="preserve">Mapped stored-procedure results to typed Dapper models for 7 subscription benefit calculations on 3/6/12-month plans.</w:t>
+        <w:t xml:space="preserve">Implemented 7 subscription benefit calculations (3/6/12-month plans), mapping stored procedures to typed Dapper models.</w:t>
       </w:r>
     </w:p>
     <w:p>
@@ -285,7 +277,7 @@
           <w:sz w:val="20"/>
           <w:szCs w:val="20"/>
         </w:rPr>
-        <w:t xml:space="preserve">Implemented Keycloak JWT / OAuth 2.0 / OpenID Connect authentication and role-based authorization.</w:t>
+        <w:t xml:space="preserve">Implemented Keycloak JWT / OAuth 2.0 / OIDC auth and role-based authorization; supported Docker and IIS deployment.</w:t>
       </w:r>
     </w:p>
     <w:p>
@@ -339,7 +331,7 @@
           <w:sz w:val="20"/>
           <w:szCs w:val="20"/>
         </w:rPr>
-        <w:t xml:space="preserve">Added vector semantic search to a commerce portal; built n8n competitor-scraping and market-intelligence pipelines.</w:t>
+        <w:t xml:space="preserve">Applied vector semantic search in a commerce portal; built n8n competitor-scraping and market-intelligence pipelines.</w:t>
       </w:r>
     </w:p>
     <w:p>
@@ -357,7 +349,7 @@
           <w:sz w:val="20"/>
           <w:szCs w:val="20"/>
         </w:rPr>
-        <w:t xml:space="preserve">Built a preview-and-copy tool for 4 generated code-template types; supported Docker and IIS deployment.</w:t>
+        <w:t xml:space="preserve">Built a preview-and-copy tool for 4 generated code-template types: controller, repository, view and script.</w:t>
       </w:r>
     </w:p>
     <w:p>
@@ -485,7 +477,7 @@
         </w:rPr>
         <w:t xml:space="preserve">	</w:t>
       </w:r>
-      <w:hyperlink w:history="1" r:id="rIdlm7vfisf97lpxk_h25rp5">
+      <w:hyperlink w:history="1" r:id="rIdeqbbcv2tpiziqflrat3d2">
         <w:r>
           <w:rPr>
             <w:rStyle w:val="Hyperlink"/>
@@ -535,6 +527,24 @@
     </w:p>
     <w:p>
       <w:pPr>
+        <w:pStyle w:val="ListParagraph"/>
+        <w:numPr>
+          <w:ilvl w:val="0"/>
+          <w:numId w:val="2"/>
+        </w:numPr>
+        <w:spacing w:after="0" w:before="4" w:line="252"/>
+      </w:pPr>
+      <w:r>
+        <w:rPr>
+          <w:rFonts w:ascii="Calibri" w:cs="Calibri" w:eastAsia="Calibri" w:hAnsi="Calibri"/>
+          <w:sz w:val="20"/>
+          <w:szCs w:val="20"/>
+        </w:rPr>
+        <w:t xml:space="preserve">Packaged the API, verifier and RabbitMQ in Docker Compose with health checks, FluentValidation and ProblemDetails errors.</w:t>
+      </w:r>
+    </w:p>
+    <w:p>
+      <w:pPr>
         <w:tabs>
           <w:tab w:val="right" w:pos="10432"/>
         </w:tabs>
@@ -564,7 +574,7 @@
         </w:rPr>
         <w:t xml:space="preserve">	</w:t>
       </w:r>
-      <w:hyperlink w:history="1" r:id="rIdan4jdd8lbizs-pq0jxyia">
+      <w:hyperlink w:history="1" r:id="rIdc9se60jbs1dgte9qwix4j">
         <w:r>
           <w:rPr>
             <w:rStyle w:val="Hyperlink"/>
@@ -617,7 +627,7 @@
           <w:sz w:val="20"/>
           <w:szCs w:val="20"/>
         </w:rPr>
-        <w:t xml:space="preserve"> | AI-assisted lab | FastAPI, Redis, SQLite, Docker Compose</w:t>
+        <w:t xml:space="preserve"> | AI-assisted lab, no public repo | FastAPI, Redis, SQLite</w:t>
       </w:r>
     </w:p>
     <w:p>
@@ -653,7 +663,7 @@
           <w:sz w:val="20"/>
           <w:szCs w:val="20"/>
         </w:rPr>
-        <w:t xml:space="preserve">Cut median SQLite lookup 3.63 → 0.005 ms (200 queries, 100,000 synthetic rows); wrote undeployed Azure templates.</w:t>
+        <w:t xml:space="preserve">Cut median SQLite lookup 3.63 → 0.005 ms (200 queries, 100,000 synthetic rows); wrote undeployed Compose/Azure templates.</w:t>
       </w:r>
     </w:p>
     <w:p>
@@ -670,7 +680,7 @@
         </w:rPr>
         <w:t xml:space="preserve">Other projects: </w:t>
       </w:r>
-      <w:hyperlink w:history="1" r:id="rIdhswumszb6bcaiwymbopda">
+      <w:hyperlink w:history="1" r:id="rIdcs8v5gfrsbyaxcssymzel">
         <w:r>
           <w:rPr>
             <w:rStyle w:val="Hyperlink"/>
@@ -687,9 +697,9 @@
           <w:sz w:val="19"/>
           <w:szCs w:val="19"/>
         </w:rPr>
-        <w:t xml:space="preserve"> (FastAPI LLM triage with validated outputs and human review); </w:t>
-      </w:r>
-      <w:hyperlink w:history="1" r:id="rIdulc2wp-7stwkf-9uv0kqb">
+        <w:t xml:space="preserve"> (FastAPI LLM triage, validated outputs, rules fallback, human review); </w:t>
+      </w:r>
+      <w:hyperlink w:history="1" r:id="rIdy08ihkfqhni6zakl5fehp">
         <w:r>
           <w:rPr>
             <w:rStyle w:val="Hyperlink"/>
@@ -706,9 +716,9 @@
           <w:sz w:val="19"/>
           <w:szCs w:val="19"/>
         </w:rPr>
-        <w:t xml:space="preserve"> (FastAPI RAG with Qdrant, LangChain and groundedness evaluation); </w:t>
-      </w:r>
-      <w:hyperlink w:history="1" r:id="rIdigcjuphdwcb_ujzbisxdy">
+        <w:t xml:space="preserve"> (FastAPI, TF-IDF / Qdrant, LangChain, groundedness eval); </w:t>
+      </w:r>
+      <w:hyperlink w:history="1" r:id="rIdiplebr7jnpcdkcn-qc-jn">
         <w:r>
           <w:rPr>
             <w:rStyle w:val="Hyperlink"/>
@@ -725,7 +735,7 @@
           <w:sz w:val="19"/>
           <w:szCs w:val="19"/>
         </w:rPr>
-        <w:t xml:space="preserve"> (Angular 19 search-management admin with RxJS and NgRx SignalStore).</w:t>
+        <w:t xml:space="preserve"> (Angular 19 search-admin screens with RxJS and NgRx SignalStore).</w:t>
       </w:r>
     </w:p>
     <w:p>
@@ -766,7 +776,7 @@
           <w:sz w:val="19"/>
           <w:szCs w:val="19"/>
         </w:rPr>
-        <w:t xml:space="preserve">C#, .NET 8, ASP.NET Core, Web API, RESTful API Design, ASP.NET MVC, Dapper, Entity Framework Core (EF Core), LINQ</w:t>
+        <w:t xml:space="preserve">C#, .NET 8, .NET Core, ASP.NET Core, Web API, RESTful API Design, Dapper, Entity Framework Core (EF Core), LINQ</w:t>
       </w:r>
     </w:p>
     <w:p>
@@ -858,7 +868,7 @@
           <w:sz w:val="19"/>
           <w:szCs w:val="19"/>
         </w:rPr>
-        <w:t xml:space="preserve">xUnit, Moq, Unit Testing, Integration Testing, Docker, IIS, CI/CD, GitHub Actions, Git, Git Flow, Logging, Observability</w:t>
+        <w:t xml:space="preserve">xUnit, Moq, Unit Testing, Integration Testing, Docker, Docker Compose, IIS, CI/CD, GitHub Actions, Git, Git Flow</w:t>
       </w:r>
     </w:p>
     <w:p>
@@ -881,7 +891,7 @@
           <w:sz w:val="19"/>
           <w:szCs w:val="19"/>
         </w:rPr>
-        <w:t xml:space="preserve">OOP, SOLID, Design Patterns, Dependency Injection, Repository Pattern, Clean Architecture, Debugging, Performance Optimization</w:t>
+        <w:t xml:space="preserve">OOP, SOLID, Design Patterns, Dependency Injection, Repository Pattern, Clean Architecture, Performance Optimization</w:t>
       </w:r>
     </w:p>
     <w:p>
@@ -942,15 +952,15 @@
           <w:sz w:val="19"/>
           <w:szCs w:val="19"/>
         </w:rPr>
-        <w:t xml:space="preserve">Other stacks: </w:t>
-      </w:r>
-      <w:r>
-        <w:rPr>
-          <w:rFonts w:ascii="Calibri" w:cs="Calibri" w:eastAsia="Calibri" w:hAnsi="Calibri"/>
-          <w:sz w:val="19"/>
-          <w:szCs w:val="19"/>
-        </w:rPr>
-        <w:t xml:space="preserve">Python, FastAPI, Node.js, Java Spring Boot, Azure, AWS</w:t>
+        <w:t xml:space="preserve">Other: </w:t>
+      </w:r>
+      <w:r>
+        <w:rPr>
+          <w:rFonts w:ascii="Calibri" w:cs="Calibri" w:eastAsia="Calibri" w:hAnsi="Calibri"/>
+          <w:sz w:val="19"/>
+          <w:szCs w:val="19"/>
+        </w:rPr>
+        <w:t xml:space="preserve">ASP.NET MVC, Logging, Observability, Debugging, Azure, AWS, Python, FastAPI, Node.js, Java Spring Boot</w:t>
       </w:r>
     </w:p>
     <w:p>
@@ -991,7 +1001,7 @@
           <w:sz w:val="21"/>
           <w:szCs w:val="21"/>
         </w:rPr>
-        <w:t xml:space="preserve">EDUCATION AND LANGUAGES</w:t>
+        <w:t xml:space="preserve">EDUCATION</w:t>
       </w:r>
     </w:p>
     <w:p>
@@ -1029,15 +1039,15 @@
           <w:sz w:val="20"/>
           <w:szCs w:val="20"/>
         </w:rPr>
-        <w:t xml:space="preserve">English: </w:t>
-      </w:r>
-      <w:r>
-        <w:rPr>
-          <w:rFonts w:ascii="Calibri" w:cs="Calibri" w:eastAsia="Calibri" w:hAnsi="Calibri"/>
-          <w:sz w:val="20"/>
-          <w:szCs w:val="20"/>
-        </w:rPr>
-        <w:t xml:space="preserve">good reading and writing of technical documents; basic spoken communication</w:t>
+        <w:t xml:space="preserve">Languages: </w:t>
+      </w:r>
+      <w:r>
+        <w:rPr>
+          <w:rFonts w:ascii="Calibri" w:cs="Calibri" w:eastAsia="Calibri" w:hAnsi="Calibri"/>
+          <w:sz w:val="20"/>
+          <w:szCs w:val="20"/>
+        </w:rPr>
+        <w:t xml:space="preserve">English (good reading and writing of technical documents; basic spoken communication)</w:t>
       </w:r>
     </w:p>
     <w:sectPr>

--- a/output/final-cvs/CV_Backend_TruongVanTinh.docx
+++ b/output/final-cvs/CV_Backend_TruongVanTinh.docx
@@ -67,7 +67,7 @@
         </w:rPr>
         <w:t xml:space="preserve">+84 931 467 024 | </w:t>
       </w:r>
-      <w:hyperlink w:history="1" r:id="rId8gzcghfs-lm4-unhdoa-7">
+      <w:hyperlink w:history="1" r:id="rIdsj5vqpnllockni4ysqtqx">
         <w:r>
           <w:rPr>
             <w:rStyle w:val="Hyperlink"/>
@@ -91,7 +91,7 @@
       <w:pPr>
         <w:spacing w:after="0" w:before="0" w:line="252"/>
       </w:pPr>
-      <w:hyperlink w:history="1" r:id="rIdx5smnumiwnuzxm46zjmol">
+      <w:hyperlink w:history="1" r:id="rIddpyfv9bk0etfknz6ovvxd">
         <w:r>
           <w:rPr>
             <w:rStyle w:val="Hyperlink"/>
@@ -110,7 +110,7 @@
         </w:rPr>
         <w:t xml:space="preserve"> | </w:t>
       </w:r>
-      <w:hyperlink w:history="1" r:id="rIdpgcxk0ds0jzazdeh31j3o">
+      <w:hyperlink w:history="1" r:id="rIdjoz3hna9jnyxrcatb_epx">
         <w:r>
           <w:rPr>
             <w:rStyle w:val="Hyperlink"/>
@@ -150,7 +150,7 @@
           <w:sz w:val="20"/>
           <w:szCs w:val="20"/>
         </w:rPr>
-        <w:t xml:space="preserve">Backend developer with 3+ years of software development (since Sep 2023), building .NET services at Con Cung since Nov 2023: voucher and subscription APIs on SQL Server, Dapper and stored procedures, Keycloak OAuth 2.0 / OIDC security, ERP integration. Portfolio: an idempotent .NET 8 API with RabbitMQ, Polly and 42 xUnit tests.</w:t>
+        <w:t xml:space="preserve">Backend developer with 3+ years of software development (since Sep 2023), building .NET services at Con Cung since Nov 2023: voucher APIs and subscription-benefit logic on SQL Server, Dapper and stored procedures, Keycloak OAuth 2.0 / OIDC security, ERP integration. Portfolio: an idempotent .NET 8 API with RabbitMQ, Polly and 42 xUnit tests.</w:t>
       </w:r>
     </w:p>
     <w:p>
@@ -477,7 +477,7 @@
         </w:rPr>
         <w:t xml:space="preserve">	</w:t>
       </w:r>
-      <w:hyperlink w:history="1" r:id="rIdeqbbcv2tpiziqflrat3d2">
+      <w:hyperlink w:history="1" r:id="rIduc2oh4yn_xtjpbetjaaln">
         <w:r>
           <w:rPr>
             <w:rStyle w:val="Hyperlink"/>
@@ -522,7 +522,7 @@
           <w:sz w:val="20"/>
           <w:szCs w:val="20"/>
         </w:rPr>
-        <w:t xml:space="preserve">Wrote 42 xUnit tests, incl. concurrency (a duplicate payload is published once) and WebApplicationFactory endpoint tests.</w:t>
+        <w:t xml:space="preserve">Wrote 42 xUnit tests, including a concurrency test (duplicate payload published once) and WebApplicationFactory tests.</w:t>
       </w:r>
     </w:p>
     <w:p>
@@ -540,7 +540,7 @@
           <w:sz w:val="20"/>
           <w:szCs w:val="20"/>
         </w:rPr>
-        <w:t xml:space="preserve">Packaged the API, verifier and RabbitMQ in Docker Compose with health checks, FluentValidation and ProblemDetails errors.</w:t>
+        <w:t xml:space="preserve">Added FluentValidation, ProblemDetails errors and /health checks; ran the API, verifier and RabbitMQ in Docker Compose.</w:t>
       </w:r>
     </w:p>
     <w:p>
@@ -566,7 +566,7 @@
           <w:sz w:val="20"/>
           <w:szCs w:val="20"/>
         </w:rPr>
-        <w:t xml:space="preserve"> | Contributor | C#, ASP.NET Core, Dapper, PostgreSQL</w:t>
+        <w:t xml:space="preserve"> | Contributor | C#, ASP.NET Core, Dapper, PostgreSQL, Angular</w:t>
       </w:r>
       <w:r>
         <w:rPr>
@@ -574,7 +574,7 @@
         </w:rPr>
         <w:t xml:space="preserve">	</w:t>
       </w:r>
-      <w:hyperlink w:history="1" r:id="rIdc9se60jbs1dgte9qwix4j">
+      <w:hyperlink w:history="1" r:id="rIdlcmoboffwpuztkaemv6a8">
         <w:r>
           <w:rPr>
             <w:rStyle w:val="Hyperlink"/>
@@ -663,7 +663,7 @@
           <w:sz w:val="20"/>
           <w:szCs w:val="20"/>
         </w:rPr>
-        <w:t xml:space="preserve">Cut median SQLite lookup 3.63 → 0.005 ms (200 queries, 100,000 synthetic rows); wrote undeployed Compose/Azure templates.</w:t>
+        <w:t xml:space="preserve">Cut median SQLite lookup 3.63 to 0.005 ms (200 queries, 100k synthetic rows); wrote undeployed Compose/Azure templates.</w:t>
       </w:r>
     </w:p>
     <w:p>
@@ -680,7 +680,7 @@
         </w:rPr>
         <w:t xml:space="preserve">Other projects: </w:t>
       </w:r>
-      <w:hyperlink w:history="1" r:id="rIdcs8v5gfrsbyaxcssymzel">
+      <w:hyperlink w:history="1" r:id="rIddcd6x7ccphha2huqhnsvs">
         <w:r>
           <w:rPr>
             <w:rStyle w:val="Hyperlink"/>
@@ -697,9 +697,9 @@
           <w:sz w:val="19"/>
           <w:szCs w:val="19"/>
         </w:rPr>
-        <w:t xml:space="preserve"> (FastAPI LLM triage, validated outputs, rules fallback, human review); </w:t>
-      </w:r>
-      <w:hyperlink w:history="1" r:id="rIdy08ihkfqhni6zakl5fehp">
+        <w:t xml:space="preserve"> (FastAPI, schema-validated LLM output, PII masking, rules fallback, human review, duplicate ticket 409, CI); </w:t>
+      </w:r>
+      <w:hyperlink w:history="1" r:id="rIdmibv8frqlnwkpbd3a8liv">
         <w:r>
           <w:rPr>
             <w:rStyle w:val="Hyperlink"/>
@@ -718,7 +718,7 @@
         </w:rPr>
         <w:t xml:space="preserve"> (FastAPI, TF-IDF / Qdrant, LangChain, groundedness eval); </w:t>
       </w:r>
-      <w:hyperlink w:history="1" r:id="rIdiplebr7jnpcdkcn-qc-jn">
+      <w:hyperlink w:history="1" r:id="rId7ichii16hzou7yfeoibuf">
         <w:r>
           <w:rPr>
             <w:rStyle w:val="Hyperlink"/>
@@ -735,7 +735,7 @@
           <w:sz w:val="19"/>
           <w:szCs w:val="19"/>
         </w:rPr>
-        <w:t xml:space="preserve"> (Angular 19 search-admin screens with RxJS and NgRx SignalStore).</w:t>
+        <w:t xml:space="preserve"> (Angular 19 admin screens, RxJS, NgRx SignalStore).</w:t>
       </w:r>
     </w:p>
     <w:p>

--- a/output/final-cvs/CV_Backend_TruongVanTinh.docx
+++ b/output/final-cvs/CV_Backend_TruongVanTinh.docx
@@ -67,7 +67,7 @@
         </w:rPr>
         <w:t xml:space="preserve">+84 931 467 024 | </w:t>
       </w:r>
-      <w:hyperlink w:history="1" r:id="rIdsj5vqpnllockni4ysqtqx">
+      <w:hyperlink w:history="1" r:id="rIdyzf2flr6y_gucxawlzpuj">
         <w:r>
           <w:rPr>
             <w:rStyle w:val="Hyperlink"/>
@@ -91,7 +91,7 @@
       <w:pPr>
         <w:spacing w:after="0" w:before="0" w:line="252"/>
       </w:pPr>
-      <w:hyperlink w:history="1" r:id="rIddpyfv9bk0etfknz6ovvxd">
+      <w:hyperlink w:history="1" r:id="rIdagmfujghglojc0r4_opl5">
         <w:r>
           <w:rPr>
             <w:rStyle w:val="Hyperlink"/>
@@ -110,7 +110,7 @@
         </w:rPr>
         <w:t xml:space="preserve"> | </w:t>
       </w:r>
-      <w:hyperlink w:history="1" r:id="rIdjoz3hna9jnyxrcatb_epx">
+      <w:hyperlink w:history="1" r:id="rIdglrtbk8rtr62zadhsrk8q">
         <w:r>
           <w:rPr>
             <w:rStyle w:val="Hyperlink"/>
@@ -477,7 +477,7 @@
         </w:rPr>
         <w:t xml:space="preserve">	</w:t>
       </w:r>
-      <w:hyperlink w:history="1" r:id="rIduc2oh4yn_xtjpbetjaaln">
+      <w:hyperlink w:history="1" r:id="rIde1kpuizygnn8vlaoc274e">
         <w:r>
           <w:rPr>
             <w:rStyle w:val="Hyperlink"/>
@@ -574,7 +574,7 @@
         </w:rPr>
         <w:t xml:space="preserve">	</w:t>
       </w:r>
-      <w:hyperlink w:history="1" r:id="rIdlcmoboffwpuztkaemv6a8">
+      <w:hyperlink w:history="1" r:id="rIdiiogybpbxwlu0ddhibhzh">
         <w:r>
           <w:rPr>
             <w:rStyle w:val="Hyperlink"/>
@@ -680,7 +680,7 @@
         </w:rPr>
         <w:t xml:space="preserve">Other projects: </w:t>
       </w:r>
-      <w:hyperlink w:history="1" r:id="rIddcd6x7ccphha2huqhnsvs">
+      <w:hyperlink w:history="1" r:id="rIdgiixauci8irg5w9scghhp">
         <w:r>
           <w:rPr>
             <w:rStyle w:val="Hyperlink"/>
@@ -699,7 +699,7 @@
         </w:rPr>
         <w:t xml:space="preserve"> (FastAPI, schema-validated LLM output, PII masking, rules fallback, human review, duplicate ticket 409, CI); </w:t>
       </w:r>
-      <w:hyperlink w:history="1" r:id="rIdmibv8frqlnwkpbd3a8liv">
+      <w:hyperlink w:history="1" r:id="rIdd_z1f3x8tpcsojn8veyd_">
         <w:r>
           <w:rPr>
             <w:rStyle w:val="Hyperlink"/>
@@ -718,7 +718,7 @@
         </w:rPr>
         <w:t xml:space="preserve"> (FastAPI, TF-IDF / Qdrant, LangChain, groundedness eval); </w:t>
       </w:r>
-      <w:hyperlink w:history="1" r:id="rId7ichii16hzou7yfeoibuf">
+      <w:hyperlink w:history="1" r:id="rIdubeyrxlbgnxno7fly8tk7">
         <w:r>
           <w:rPr>
             <w:rStyle w:val="Hyperlink"/>

--- a/output/final-cvs/CV_Backend_TruongVanTinh.docx
+++ b/output/final-cvs/CV_Backend_TruongVanTinh.docx
@@ -67,7 +67,7 @@
         </w:rPr>
         <w:t xml:space="preserve">+84 931 467 024 | </w:t>
       </w:r>
-      <w:hyperlink w:history="1" r:id="rIdyzf2flr6y_gucxawlzpuj">
+      <w:hyperlink w:history="1" r:id="rIdfoqeprq9x9c_cz8vsmvw0">
         <w:r>
           <w:rPr>
             <w:rStyle w:val="Hyperlink"/>
@@ -91,7 +91,7 @@
       <w:pPr>
         <w:spacing w:after="0" w:before="0" w:line="252"/>
       </w:pPr>
-      <w:hyperlink w:history="1" r:id="rIdagmfujghglojc0r4_opl5">
+      <w:hyperlink w:history="1" r:id="rIdut3xhzlgym3a594exqzxv">
         <w:r>
           <w:rPr>
             <w:rStyle w:val="Hyperlink"/>
@@ -110,7 +110,7 @@
         </w:rPr>
         <w:t xml:space="preserve"> | </w:t>
       </w:r>
-      <w:hyperlink w:history="1" r:id="rIdglrtbk8rtr62zadhsrk8q">
+      <w:hyperlink w:history="1" r:id="rIduf01cyioqwe5ojonc7z_a">
         <w:r>
           <w:rPr>
             <w:rStyle w:val="Hyperlink"/>
@@ -150,7 +150,7 @@
           <w:sz w:val="20"/>
           <w:szCs w:val="20"/>
         </w:rPr>
-        <w:t xml:space="preserve">Backend developer with 3+ years of software development (since Sep 2023), building .NET services at Con Cung since Nov 2023: voucher APIs and subscription-benefit logic on SQL Server, Dapper and stored procedures, Keycloak OAuth 2.0 / OIDC security, ERP integration. Portfolio: an idempotent .NET 8 API with RabbitMQ, Polly and 42 xUnit tests.</w:t>
+        <w:t xml:space="preserve">Backend developer with 3+ years of software development (since Sep 2023), building .NET services at Con Cung since Nov 2023: voucher APIs and subscription-benefit logic on SQL Server, Dapper and stored procedures, Keycloak OAuth 2.0 / OIDC security and ERP integration. Portfolio: an idempotent .NET 8 API with RabbitMQ, Polly and 42 xUnit tests.</w:t>
       </w:r>
     </w:p>
     <w:p>
@@ -241,7 +241,7 @@
           <w:sz w:val="20"/>
           <w:szCs w:val="20"/>
         </w:rPr>
-        <w:t xml:space="preserve">Delivered .NET voucher APIs (search, create, update) with permission checks, promotion validation, pre-batch Excel preview.</w:t>
+        <w:t xml:space="preserve">Delivered .NET voucher APIs (search, create, update) with permission checks, promotion validation and pre-batch Excel preview.</w:t>
       </w:r>
     </w:p>
     <w:p>
@@ -477,7 +477,7 @@
         </w:rPr>
         <w:t xml:space="preserve">	</w:t>
       </w:r>
-      <w:hyperlink w:history="1" r:id="rIde1kpuizygnn8vlaoc274e">
+      <w:hyperlink w:history="1" r:id="rIdkdiclwgm314y2ciy0jtla">
         <w:r>
           <w:rPr>
             <w:rStyle w:val="Hyperlink"/>
@@ -574,7 +574,7 @@
         </w:rPr>
         <w:t xml:space="preserve">	</w:t>
       </w:r>
-      <w:hyperlink w:history="1" r:id="rIdiiogybpbxwlu0ddhibhzh">
+      <w:hyperlink w:history="1" r:id="rId2sw5lef942bgz-2ebnyfc">
         <w:r>
           <w:rPr>
             <w:rStyle w:val="Hyperlink"/>
@@ -680,7 +680,7 @@
         </w:rPr>
         <w:t xml:space="preserve">Other projects: </w:t>
       </w:r>
-      <w:hyperlink w:history="1" r:id="rIdgiixauci8irg5w9scghhp">
+      <w:hyperlink w:history="1" r:id="rIdao6iqd6mu-mqsuv2kwe0n">
         <w:r>
           <w:rPr>
             <w:rStyle w:val="Hyperlink"/>
@@ -697,9 +697,9 @@
           <w:sz w:val="19"/>
           <w:szCs w:val="19"/>
         </w:rPr>
-        <w:t xml:space="preserve"> (FastAPI, schema-validated LLM output, PII masking, rules fallback, human review, duplicate ticket 409, CI); </w:t>
-      </w:r>
-      <w:hyperlink w:history="1" r:id="rIdd_z1f3x8tpcsojn8veyd_">
+        <w:t xml:space="preserve"> (FastAPI, 5-label LLM triage, schema-validated output, contact-data masking, token-protected review, rules fallback, duplicate ticket 409, CI); </w:t>
+      </w:r>
+      <w:hyperlink w:history="1" r:id="rIdejndqsd3bxocfet-_n3ly">
         <w:r>
           <w:rPr>
             <w:rStyle w:val="Hyperlink"/>
@@ -718,7 +718,7 @@
         </w:rPr>
         <w:t xml:space="preserve"> (FastAPI, TF-IDF / Qdrant, LangChain, groundedness eval); </w:t>
       </w:r>
-      <w:hyperlink w:history="1" r:id="rIdubeyrxlbgnxno7fly8tk7">
+      <w:hyperlink w:history="1" r:id="rIdng3gic1nhny9zxey5go0c">
         <w:r>
           <w:rPr>
             <w:rStyle w:val="Hyperlink"/>
@@ -735,7 +735,7 @@
           <w:sz w:val="19"/>
           <w:szCs w:val="19"/>
         </w:rPr>
-        <w:t xml:space="preserve"> (Angular 19 admin screens, RxJS, NgRx SignalStore).</w:t>
+        <w:t xml:space="preserve"> (Angular 19 admin screens on authenticated APIs, RxJS, NgRx SignalStore).</w:t>
       </w:r>
     </w:p>
     <w:p>

--- a/output/final-cvs/CV_Backend_TruongVanTinh.docx
+++ b/output/final-cvs/CV_Backend_TruongVanTinh.docx
@@ -67,7 +67,7 @@
         </w:rPr>
         <w:t xml:space="preserve">+84 931 467 024 | </w:t>
       </w:r>
-      <w:hyperlink w:history="1" r:id="rIdfoqeprq9x9c_cz8vsmvw0">
+      <w:hyperlink w:history="1" r:id="rId099vtj6h38gngzwzobu-j">
         <w:r>
           <w:rPr>
             <w:rStyle w:val="Hyperlink"/>
@@ -91,7 +91,7 @@
       <w:pPr>
         <w:spacing w:after="0" w:before="0" w:line="252"/>
       </w:pPr>
-      <w:hyperlink w:history="1" r:id="rIdut3xhzlgym3a594exqzxv">
+      <w:hyperlink w:history="1" r:id="rIdg2gnaz72ep57rgzdakoef">
         <w:r>
           <w:rPr>
             <w:rStyle w:val="Hyperlink"/>
@@ -110,7 +110,7 @@
         </w:rPr>
         <w:t xml:space="preserve"> | </w:t>
       </w:r>
-      <w:hyperlink w:history="1" r:id="rIduf01cyioqwe5ojonc7z_a">
+      <w:hyperlink w:history="1" r:id="rIdvd6lgsdrlkwfmf9ippogt">
         <w:r>
           <w:rPr>
             <w:rStyle w:val="Hyperlink"/>
@@ -477,7 +477,7 @@
         </w:rPr>
         <w:t xml:space="preserve">	</w:t>
       </w:r>
-      <w:hyperlink w:history="1" r:id="rIdkdiclwgm314y2ciy0jtla">
+      <w:hyperlink w:history="1" r:id="rIdqjkr_txghkyxkdzjqvgex">
         <w:r>
           <w:rPr>
             <w:rStyle w:val="Hyperlink"/>
@@ -574,7 +574,7 @@
         </w:rPr>
         <w:t xml:space="preserve">	</w:t>
       </w:r>
-      <w:hyperlink w:history="1" r:id="rId2sw5lef942bgz-2ebnyfc">
+      <w:hyperlink w:history="1" r:id="rId7naa4ftghx5hgtqyw7osw">
         <w:r>
           <w:rPr>
             <w:rStyle w:val="Hyperlink"/>
@@ -680,7 +680,7 @@
         </w:rPr>
         <w:t xml:space="preserve">Other projects: </w:t>
       </w:r>
-      <w:hyperlink w:history="1" r:id="rIdao6iqd6mu-mqsuv2kwe0n">
+      <w:hyperlink w:history="1" r:id="rIdjg-594kmsgalgzt_sdnwe">
         <w:r>
           <w:rPr>
             <w:rStyle w:val="Hyperlink"/>
@@ -699,7 +699,7 @@
         </w:rPr>
         <w:t xml:space="preserve"> (FastAPI, 5-label LLM triage, schema-validated output, contact-data masking, token-protected review, rules fallback, duplicate ticket 409, CI); </w:t>
       </w:r>
-      <w:hyperlink w:history="1" r:id="rIdejndqsd3bxocfet-_n3ly">
+      <w:hyperlink w:history="1" r:id="rIdtu70grezkngj4yv5njyis">
         <w:r>
           <w:rPr>
             <w:rStyle w:val="Hyperlink"/>
@@ -718,7 +718,7 @@
         </w:rPr>
         <w:t xml:space="preserve"> (FastAPI, TF-IDF / Qdrant, LangChain, groundedness eval); </w:t>
       </w:r>
-      <w:hyperlink w:history="1" r:id="rIdng3gic1nhny9zxey5go0c">
+      <w:hyperlink w:history="1" r:id="rIdhxxg1e0purciqm3zoo6lu">
         <w:r>
           <w:rPr>
             <w:rStyle w:val="Hyperlink"/>
